--- a/fase2/Evidencias Proyecto/Evidencias de Documentacion/07_Plan_de_Pruebas/00_Plan_maestro/DPAY3_Listado_Defectos.docx
+++ b/fase2/Evidencias Proyecto/Evidencias de Documentacion/07_Plan_de_Pruebas/00_Plan_maestro/DPAY3_Listado_Defectos.docx
@@ -468,7 +468,7 @@
         <w:rPr>
           <w:color w:val="0B5C8A"/>
         </w:rPr>
-        <w:t>D-01 — App.test.tsx no carga</w:t>
+        <w:t>D-01 - App.test.tsx no carga</w:t>
       </w:r>
     </w:p>
     <w:tbl>
@@ -791,7 +791,7 @@
         <w:rPr>
           <w:color w:val="0B5C8A"/>
         </w:rPr>
-        <w:t>D-02 — Trello CLI sin .env</w:t>
+        <w:t>D-02 - Trello CLI sin .env</w:t>
       </w:r>
     </w:p>
     <w:tbl>
@@ -989,7 +989,7 @@
         <w:rPr>
           <w:color w:val="0B5C8A"/>
         </w:rPr>
-        <w:t>DEF-NET-01 — Solo efectivo sin USB</w:t>
+        <w:t>DEF-NET-01 - Solo efectivo sin USB</w:t>
       </w:r>
     </w:p>
     <w:tbl>
@@ -1212,7 +1212,7 @@
         <w:rPr>
           <w:color w:val="0B5C8A"/>
         </w:rPr>
-        <w:t>DEF-NET-03 — Procesando eterno</w:t>
+        <w:t>DEF-NET-03 - Procesando eterno</w:t>
       </w:r>
     </w:p>
     <w:tbl>
@@ -1410,7 +1410,7 @@
         <w:rPr>
           <w:color w:val="0B5C8A"/>
         </w:rPr>
-        <w:t>DEF-CFG-01 — Proxy no configurado</w:t>
+        <w:t>DEF-CFG-01 - Proxy no configurado</w:t>
       </w:r>
     </w:p>
     <w:tbl>
@@ -1608,7 +1608,7 @@
         <w:rPr>
           <w:color w:val="0B5C8A"/>
         </w:rPr>
-        <w:t>DEF-CFG-02 — QR sin URL LAN</w:t>
+        <w:t>DEF-CFG-02 - QR sin URL LAN</w:t>
       </w:r>
     </w:p>
     <w:tbl>
